--- a/india_monitor_data/rag/documents/Strike_Intelligence/Canada_Strike_Intelligence.docx
+++ b/india_monitor_data/rag/documents/Strike_Intelligence/Canada_Strike_Intelligence.docx
@@ -15,9 +15,9 @@
       <w:r>
         <w:t>Monitored Freight Hub: Canada Logistics Cluster</w:t>
         <w:br/>
-        <w:t>Generated: 2026-09-08 14:22:29 | Total Disruption Incidents Analyzed: 19</w:t>
+        <w:t>Generated: 2026-09-09 16:49:44 | Total Disruption Incidents Analyzed: 24</w:t>
         <w:br/>
-        <w:t>Disruption Severity Breakdown: 🔴 HIGH: 0 | 🟡 MEDIUM: 12 | 🟢 LOW: 7</w:t>
+        <w:t>Disruption Severity Breakdown: 🔴 HIGH: 1 | 🟡 MEDIUM: 13 | 🟢 LOW: 10</w:t>
       </w:r>
     </w:p>
     <w:p>
@@ -132,7 +132,7 @@
           </w:tcPr>
           <w:p>
             <w:r>
-              <w:t>Canadian truck drivers frustrated by lack of communication with trying to cross Internatio</w:t>
+              <w:t>Canadian Trucker Protests Could Spread</w:t>
             </w:r>
           </w:p>
         </w:tc>
@@ -186,7 +186,7 @@
           </w:tcPr>
           <w:p>
             <w:r>
-              <w:t>Commerical drivers heading to Canada voice frustration after 3 days of delays</w:t>
+              <w:t>Canada Border Services system outage causes lengthy backups at Blue Water Bridge</w:t>
             </w:r>
           </w:p>
         </w:tc>
@@ -196,7 +196,7 @@
           </w:tcPr>
           <w:p>
             <w:r>
-              <w:t>🟡 MEDIUM</w:t>
+              <w:t>🟢 LOW</w:t>
             </w:r>
           </w:p>
         </w:tc>
@@ -230,7 +230,7 @@
           </w:tcPr>
           <w:p>
             <w:r>
-              <w:t>Truck</w:t>
+              <w:t>Air_Freight</w:t>
             </w:r>
           </w:p>
         </w:tc>
@@ -240,7 +240,7 @@
           </w:tcPr>
           <w:p>
             <w:r>
-              <w:t>Truckers losing millions as glitch in federal system causes delays for goods entering Cana</w:t>
+              <w:t>Volcanic Ash Brings Indonesia’s Air Travel to a Standstill, Grounding 3,000 Flights</w:t>
             </w:r>
           </w:p>
         </w:tc>
@@ -250,7 +250,7 @@
           </w:tcPr>
           <w:p>
             <w:r>
-              <w:t>🟡 MEDIUM</w:t>
+              <w:t>🔴 HIGH</w:t>
             </w:r>
           </w:p>
         </w:tc>
@@ -294,7 +294,7 @@
           </w:tcPr>
           <w:p>
             <w:r>
-              <w:t>Canadian border inspections hit by kiosk outage</w:t>
+              <w:t>Canada Border Services system outage causes lengthy backups at Blue Water Bridge</w:t>
             </w:r>
           </w:p>
         </w:tc>
@@ -402,7 +402,7 @@
           </w:tcPr>
           <w:p>
             <w:r>
-              <w:t>Truckers relent and open two lanes at Alberta border blockade</w:t>
+              <w:t>Canadian truck drivers frustrated by lack of communication with trying to cross Internatio</w:t>
             </w:r>
           </w:p>
         </w:tc>
@@ -412,7 +412,7 @@
           </w:tcPr>
           <w:p>
             <w:r>
-              <w:t>🟡 MEDIUM</w:t>
+              <w:t>🟢 LOW</w:t>
             </w:r>
           </w:p>
         </w:tc>
@@ -446,7 +446,7 @@
           </w:tcPr>
           <w:p>
             <w:r>
-              <w:t>Railway</w:t>
+              <w:t>General</w:t>
             </w:r>
           </w:p>
         </w:tc>
@@ -456,7 +456,7 @@
           </w:tcPr>
           <w:p>
             <w:r>
-              <w:t>Canada ports facing container delays due to weather, rail issues</w:t>
+              <w:t>Commerical drivers heading to Canada voice frustration after 3 days of delays</w:t>
             </w:r>
           </w:p>
         </w:tc>
@@ -500,7 +500,7 @@
           </w:tcPr>
           <w:p>
             <w:r>
-              <w:t>General</w:t>
+              <w:t>Truck</w:t>
             </w:r>
           </w:p>
         </w:tc>
@@ -510,7 +510,7 @@
           </w:tcPr>
           <w:p>
             <w:r>
-              <w:t>Severe Storm Triggers Power Blackouts and Widespread Transit Disruptions Across Canada</w:t>
+              <w:t>Truckers losing millions as glitch in federal system causes delays for goods entering Cana</w:t>
             </w:r>
           </w:p>
         </w:tc>
@@ -554,7 +554,7 @@
           </w:tcPr>
           <w:p>
             <w:r>
-              <w:t>Strike</w:t>
+              <w:t>General</w:t>
             </w:r>
           </w:p>
         </w:tc>
@@ -564,7 +564,7 @@
           </w:tcPr>
           <w:p>
             <w:r>
-              <w:t>Canadian government invokes Emergencies Act due to blockades and protests over Covid-19 me</w:t>
+              <w:t>Canadian border inspections hit by kiosk outage</w:t>
             </w:r>
           </w:p>
         </w:tc>
@@ -574,7 +574,7 @@
           </w:tcPr>
           <w:p>
             <w:r>
-              <w:t>🟡 MEDIUM</w:t>
+              <w:t>🟢 LOW</w:t>
             </w:r>
           </w:p>
         </w:tc>
@@ -608,7 +608,7 @@
           </w:tcPr>
           <w:p>
             <w:r>
-              <w:t>Railway</w:t>
+              <w:t>Truck</w:t>
             </w:r>
           </w:p>
         </w:tc>
@@ -618,7 +618,7 @@
           </w:tcPr>
           <w:p>
             <w:r>
-              <w:t>Canada ports facing container delays due to weather, rail issues</w:t>
+              <w:t>What the Ambassador Bridge and other ‘freedom convoy’ blockades mean for Canada-U.S. trade</w:t>
             </w:r>
           </w:p>
         </w:tc>
